--- a/documentation/graefe_revision/submission_package_20260731/Response_to_Reviewers_DRAFT.docx
+++ b/documentation/graefe_revision/submission_package_20260731/Response_to_Reviewers_DRAFT.docx
@@ -1200,7 +1200,7 @@
         <w:t xml:space="preserve">Sci Rep</w:t>
       </w:r>
       <w:r>
-        <w:t xml:space="preserve">. 2025;15:87576 (doi:10.1038/s41598-025-87576-6).</w:t>
+        <w:t xml:space="preserve">. 2025;15:4303 (doi:10.1038/s41598-025-87576-6).</w:t>
       </w:r>
       <w:r>
         <w:t xml:space="preserve"> </w:t>
@@ -3431,7 +3431,7 @@
   <w:docDefaults>
     <w:rPrDefault>
       <w:rPr>
-        <w:rFonts w:asciiTheme="minorHAnsi" w:cstheme="minorBidi" w:eastAsiaTheme="minorEastAsia" w:hAnsiTheme="minorHAnsi"/>
+        <w:rFonts w:ascii="Arial" w:hAnsi="Arial" w:cs="Arial" w:eastAsia="Arial"/>
         <w:sz w:val="24"/>
         <w:szCs w:val="24"/>
         <w:lang w:bidi="ar-SA" w:eastAsia="zh-CN" w:val="en-US"/>
@@ -4369,8 +4369,8 @@
         <a:font script="Hang" typeface="맑은 고딕"/>
         <a:font script="Hans" typeface="等线 Light"/>
         <a:font script="Hant" typeface="新細明體"/>
-        <a:font script="Arab" typeface="Times New Roman"/>
-        <a:font script="Hebr" typeface="Times New Roman"/>
+        <a:font script="Arab" typeface="Arial"/>
+        <a:font script="Hebr" typeface="Arial"/>
         <a:font script="Thai" typeface="Angsana New"/>
         <a:font script="Ethi" typeface="Nyala"/>
         <a:font script="Beng" typeface="Vrinda"/>
@@ -4392,7 +4392,7 @@
         <a:font script="Laoo" typeface="DokChampa"/>
         <a:font script="Sinh" typeface="Iskoola Pota"/>
         <a:font script="Mong" typeface="Mongolian Baiti"/>
-        <a:font script="Viet" typeface="Times New Roman"/>
+        <a:font script="Viet" typeface="Arial"/>
         <a:font script="Uigh" typeface="Microsoft Uighur"/>
         <a:font script="Geor" typeface="Sylfaen"/>
         <a:font script="Armn" typeface="Arial"/>
